--- a/6.Project Testing/Acceptance Testing.docx
+++ b/6.Project Testing/Acceptance Testing.docx
@@ -15,7 +15,25 @@
         <w:pStyle w:val="Heading2"/>
       </w:pPr>
       <w:r>
-        <w:t>User Acceptance Test Cases</w:t>
+        <w:t>1. Overview</w:t>
+      </w:r>
+    </w:p>
+    <w:p>
+      <w:r>
+        <w:t>Acceptance Testing validates that the HDI Prediction System meets stakeholder expectations and is ready for use. This document outlines the testing scenarios and results for our target personas (policy analysts, researchers, and students).</w:t>
+      </w:r>
+    </w:p>
+    <w:p>
+      <w:r>
+        <w:t>---</w:t>
+      </w:r>
+    </w:p>
+    <w:p>
+      <w:pPr>
+        <w:pStyle w:val="Heading2"/>
+      </w:pPr>
+      <w:r>
+        <w:t>2. User Acceptance Test (UAT) Scenarios</w:t>
       </w:r>
     </w:p>
     <w:p>
@@ -23,7 +41,483 @@
         <w:pStyle w:val="Heading3"/>
       </w:pPr>
       <w:r>
-        <w:t>UAT-01: Policymaker Scenario</w:t>
+        <w:t>Scenario UAT-1: Government Policy Analyst (Decision Maker)</w:t>
+      </w:r>
+    </w:p>
+    <w:p>
+      <w:pPr>
+        <w:pStyle w:val="ListBullet"/>
+      </w:pPr>
+      <w:r/>
+      <w:r>
+        <w:rPr>
+          <w:b/>
+        </w:rPr>
+        <w:t>Role</w:t>
+      </w:r>
+      <w:r>
+        <w:t>: Government Policy Analyst.</w:t>
+      </w:r>
+    </w:p>
+    <w:p>
+      <w:pPr>
+        <w:pStyle w:val="ListBullet"/>
+      </w:pPr>
+      <w:r/>
+      <w:r>
+        <w:rPr>
+          <w:b/>
+        </w:rPr>
+        <w:t>Objective</w:t>
+      </w:r>
+      <w:r>
+        <w:t>: Simulate the impact of a planned educational program on the country's development rating.</w:t>
+      </w:r>
+    </w:p>
+    <w:p>
+      <w:pPr>
+        <w:pStyle w:val="ListBullet"/>
+      </w:pPr>
+      <w:r/>
+      <w:r>
+        <w:rPr>
+          <w:b/>
+        </w:rPr>
+        <w:t>Steps</w:t>
+      </w:r>
+      <w:r>
+        <w:t>:</w:t>
+      </w:r>
+    </w:p>
+    <w:p>
+      <w:pPr>
+        <w:pStyle w:val="ListNumber"/>
+      </w:pPr>
+      <w:r>
+        <w:t>Open the application landing page.</w:t>
+      </w:r>
+    </w:p>
+    <w:p>
+      <w:pPr>
+        <w:pStyle w:val="ListNumber"/>
+      </w:pPr>
+      <w:r>
+        <w:t>Click "Make a Prediction" to access the form.</w:t>
+      </w:r>
+    </w:p>
+    <w:p>
+      <w:pPr>
+        <w:pStyle w:val="ListNumber"/>
+      </w:pPr>
+      <w:r>
+        <w:t>Enter values for a developing country profile:</w:t>
+      </w:r>
+    </w:p>
+    <w:p>
+      <w:pPr>
+        <w:pStyle w:val="ListBullet"/>
+      </w:pPr>
+      <w:r>
+        <w:t>Country: `Country_C`</w:t>
+      </w:r>
+    </w:p>
+    <w:p>
+      <w:pPr>
+        <w:pStyle w:val="ListBullet"/>
+      </w:pPr>
+      <w:r>
+        <w:t>Life Expectancy: `62.5 years`</w:t>
+      </w:r>
+    </w:p>
+    <w:p>
+      <w:pPr>
+        <w:pStyle w:val="ListBullet"/>
+      </w:pPr>
+      <w:r>
+        <w:t>Expected Years of Schooling: `11.0 years` (simulating the new program)</w:t>
+      </w:r>
+    </w:p>
+    <w:p>
+      <w:pPr>
+        <w:pStyle w:val="ListBullet"/>
+      </w:pPr>
+      <w:r>
+        <w:t>Mean Years of Schooling: `6.5 years`</w:t>
+      </w:r>
+    </w:p>
+    <w:p>
+      <w:pPr>
+        <w:pStyle w:val="ListBullet"/>
+      </w:pPr>
+      <w:r>
+        <w:t>GNI per Capita: `$8,500`</w:t>
+      </w:r>
+    </w:p>
+    <w:p>
+      <w:pPr>
+        <w:pStyle w:val="ListNumber"/>
+      </w:pPr>
+      <w:r>
+        <w:t>Click "Predict HDI Score" to run the simulation.</w:t>
+      </w:r>
+    </w:p>
+    <w:p>
+      <w:pPr>
+        <w:pStyle w:val="ListBullet"/>
+      </w:pPr>
+      <w:r/>
+      <w:r>
+        <w:rPr>
+          <w:b/>
+        </w:rPr>
+        <w:t>Expected Results</w:t>
+      </w:r>
+      <w:r>
+        <w:t>:</w:t>
+      </w:r>
+    </w:p>
+    <w:p>
+      <w:pPr>
+        <w:pStyle w:val="ListBullet"/>
+      </w:pPr>
+      <w:r>
+        <w:t>The results page displays the predicted HDI score and development tier.</w:t>
+      </w:r>
+    </w:p>
+    <w:p>
+      <w:pPr>
+        <w:pStyle w:val="ListBullet"/>
+      </w:pPr>
+      <w:r>
+        <w:t>The progress gauge visually indicates the country's development level.</w:t>
+      </w:r>
+    </w:p>
+    <w:p>
+      <w:pPr>
+        <w:pStyle w:val="ListBullet"/>
+      </w:pPr>
+      <w:r>
+        <w:t>Policy recommendations suggest expanding school enrollment and supporting local industries.</w:t>
+      </w:r>
+    </w:p>
+    <w:p>
+      <w:pPr>
+        <w:pStyle w:val="ListBullet"/>
+      </w:pPr>
+      <w:r/>
+      <w:r>
+        <w:rPr>
+          <w:b/>
+        </w:rPr>
+        <w:t>UAT Status</w:t>
+      </w:r>
+      <w:r>
+        <w:t>: ✅ PASS.</w:t>
+      </w:r>
+    </w:p>
+    <w:p>
+      <w:pPr>
+        <w:pStyle w:val="Heading3"/>
+      </w:pPr>
+      <w:r>
+        <w:t>Scenario UAT-2: Academic Researcher (Comparative Analyst)</w:t>
+      </w:r>
+    </w:p>
+    <w:p>
+      <w:pPr>
+        <w:pStyle w:val="ListBullet"/>
+      </w:pPr>
+      <w:r/>
+      <w:r>
+        <w:rPr>
+          <w:b/>
+        </w:rPr>
+        <w:t>Role</w:t>
+      </w:r>
+      <w:r>
+        <w:t>: Development Economics Researcher.</w:t>
+      </w:r>
+    </w:p>
+    <w:p>
+      <w:pPr>
+        <w:pStyle w:val="ListBullet"/>
+      </w:pPr>
+      <w:r/>
+      <w:r>
+        <w:rPr>
+          <w:b/>
+        </w:rPr>
+        <w:t>Objective</w:t>
+      </w:r>
+      <w:r>
+        <w:t>: Compare the predicted scores of two country profiles to validate model behavior against standard HDI trends.</w:t>
+      </w:r>
+    </w:p>
+    <w:p>
+      <w:pPr>
+        <w:pStyle w:val="ListBullet"/>
+      </w:pPr>
+      <w:r/>
+      <w:r>
+        <w:rPr>
+          <w:b/>
+        </w:rPr>
+        <w:t>Steps</w:t>
+      </w:r>
+      <w:r>
+        <w:t>:</w:t>
+      </w:r>
+    </w:p>
+    <w:p>
+      <w:pPr>
+        <w:pStyle w:val="ListBullet"/>
+      </w:pPr>
+      <w:r/>
+      <w:r>
+        <w:rPr>
+          <w:b/>
+        </w:rPr>
+        <w:t>Profile A (High Development)</w:t>
+      </w:r>
+      <w:r>
+        <w:t>:</w:t>
+      </w:r>
+    </w:p>
+    <w:p>
+      <w:pPr>
+        <w:pStyle w:val="ListBullet"/>
+      </w:pPr>
+      <w:r>
+        <w:t>Input: Life Exp=`82.5`, EYS=`16.5`, MYS=`13.0`, GNI=`$58,000`.</w:t>
+      </w:r>
+    </w:p>
+    <w:p>
+      <w:pPr>
+        <w:pStyle w:val="ListBullet"/>
+      </w:pPr>
+      <w:r>
+        <w:t>Expected Output: High HDI score ($\ge 0.800$), "Very High" tier (🟢 green badge).</w:t>
+      </w:r>
+    </w:p>
+    <w:p>
+      <w:pPr>
+        <w:pStyle w:val="ListBullet"/>
+      </w:pPr>
+      <w:r/>
+      <w:r>
+        <w:rPr>
+          <w:b/>
+        </w:rPr>
+        <w:t>Profile B (Low Development)</w:t>
+      </w:r>
+      <w:r>
+        <w:t>:</w:t>
+      </w:r>
+    </w:p>
+    <w:p>
+      <w:pPr>
+        <w:pStyle w:val="ListBullet"/>
+      </w:pPr>
+      <w:r>
+        <w:t>Input: Life Exp=`51.0`, EYS=`5.2`, MYS=`3.0`, GNI=`$1,400`.</w:t>
+      </w:r>
+    </w:p>
+    <w:p>
+      <w:pPr>
+        <w:pStyle w:val="ListBullet"/>
+      </w:pPr>
+      <w:r>
+        <w:t>Expected Output: Low HDI score ($&lt; 0.550$), "Low" tier (🔴 red badge).</w:t>
+      </w:r>
+    </w:p>
+    <w:p>
+      <w:pPr>
+        <w:pStyle w:val="ListBullet"/>
+      </w:pPr>
+      <w:r/>
+      <w:r>
+        <w:rPr>
+          <w:b/>
+        </w:rPr>
+        <w:t>Expected Results</w:t>
+      </w:r>
+      <w:r>
+        <w:t>:</w:t>
+      </w:r>
+    </w:p>
+    <w:p>
+      <w:pPr>
+        <w:pStyle w:val="ListBullet"/>
+      </w:pPr>
+      <w:r>
+        <w:t>The model generates distinct scores for the two profiles.</w:t>
+      </w:r>
+    </w:p>
+    <w:p>
+      <w:pPr>
+        <w:pStyle w:val="ListBullet"/>
+      </w:pPr>
+      <w:r>
+        <w:t>The assigned tiers and recommendations align with development levels.</w:t>
+      </w:r>
+    </w:p>
+    <w:p>
+      <w:pPr>
+        <w:pStyle w:val="ListBullet"/>
+      </w:pPr>
+      <w:r/>
+      <w:r>
+        <w:rPr>
+          <w:b/>
+        </w:rPr>
+        <w:t>UAT Status</w:t>
+      </w:r>
+      <w:r>
+        <w:t>: ✅ PASS.</w:t>
+      </w:r>
+    </w:p>
+    <w:p>
+      <w:pPr>
+        <w:pStyle w:val="Heading3"/>
+      </w:pPr>
+      <w:r>
+        <w:t>Scenario UAT-3: Economics Student (Educational User)</w:t>
+      </w:r>
+    </w:p>
+    <w:p>
+      <w:pPr>
+        <w:pStyle w:val="ListBullet"/>
+      </w:pPr>
+      <w:r/>
+      <w:r>
+        <w:rPr>
+          <w:b/>
+        </w:rPr>
+        <w:t>Role</w:t>
+      </w:r>
+      <w:r>
+        <w:t>: Economics Student.</w:t>
+      </w:r>
+    </w:p>
+    <w:p>
+      <w:pPr>
+        <w:pStyle w:val="ListBullet"/>
+      </w:pPr>
+      <w:r/>
+      <w:r>
+        <w:rPr>
+          <w:b/>
+        </w:rPr>
+        <w:t>Objective</w:t>
+      </w:r>
+      <w:r>
+        <w:t>: Learn how each development indicator contributes to the overall HDI score.</w:t>
+      </w:r>
+    </w:p>
+    <w:p>
+      <w:pPr>
+        <w:pStyle w:val="ListBullet"/>
+      </w:pPr>
+      <w:r/>
+      <w:r>
+        <w:rPr>
+          <w:b/>
+        </w:rPr>
+        <w:t>Steps</w:t>
+      </w:r>
+      <w:r>
+        <w:t>:</w:t>
+      </w:r>
+    </w:p>
+    <w:p>
+      <w:pPr>
+        <w:pStyle w:val="ListNumber"/>
+      </w:pPr>
+      <w:r>
+        <w:t>Read the feature cards on the landing page to understand the dimensions of HDI.</w:t>
+      </w:r>
+    </w:p>
+    <w:p>
+      <w:pPr>
+        <w:pStyle w:val="ListNumber"/>
+      </w:pPr>
+      <w:r>
+        <w:t>Navigate to the prediction form.</w:t>
+      </w:r>
+    </w:p>
+    <w:p>
+      <w:pPr>
+        <w:pStyle w:val="ListNumber"/>
+      </w:pPr>
+      <w:r>
+        <w:t>Input default indicators and note the predicted score.</w:t>
+      </w:r>
+    </w:p>
+    <w:p>
+      <w:pPr>
+        <w:pStyle w:val="ListNumber"/>
+      </w:pPr>
+      <w:r>
+        <w:t>Re-run predictions by changing one indicator at a time (e.g., keeping other fields constant while changing GNI).</w:t>
+      </w:r>
+    </w:p>
+    <w:p>
+      <w:pPr>
+        <w:pStyle w:val="ListBullet"/>
+      </w:pPr>
+      <w:r/>
+      <w:r>
+        <w:rPr>
+          <w:b/>
+        </w:rPr>
+        <w:t>Expected Results</w:t>
+      </w:r>
+      <w:r>
+        <w:t>:</w:t>
+      </w:r>
+    </w:p>
+    <w:p>
+      <w:pPr>
+        <w:pStyle w:val="ListBullet"/>
+      </w:pPr>
+      <w:r>
+        <w:t>The interface is intuitive and easy to use without instructions.</w:t>
+      </w:r>
+    </w:p>
+    <w:p>
+      <w:pPr>
+        <w:pStyle w:val="ListBullet"/>
+      </w:pPr>
+      <w:r>
+        <w:t>The progress gauge and recommendations provide educational context for the predicted score.</w:t>
+      </w:r>
+    </w:p>
+    <w:p>
+      <w:pPr>
+        <w:pStyle w:val="ListBullet"/>
+      </w:pPr>
+      <w:r/>
+      <w:r>
+        <w:rPr>
+          <w:b/>
+        </w:rPr>
+        <w:t>UAT Status</w:t>
+      </w:r>
+      <w:r>
+        <w:t>: ✅ PASS.</w:t>
+      </w:r>
+    </w:p>
+    <w:p>
+      <w:r>
+        <w:t>---</w:t>
+      </w:r>
+    </w:p>
+    <w:p>
+      <w:pPr>
+        <w:pStyle w:val="Heading2"/>
+      </w:pPr>
+      <w:r>
+        <w:t>3. Acceptance Verification Summary</w:t>
       </w:r>
     </w:p>
     <w:tbl>
@@ -33,13 +527,15 @@
         <w:tblLook w:firstColumn="1" w:firstRow="1" w:lastColumn="0" w:lastRow="0" w:noHBand="0" w:noVBand="1" w:val="04A0"/>
       </w:tblPr>
       <w:tblGrid>
-        <w:gridCol w:w="4320"/>
-        <w:gridCol w:w="4320"/>
+        <w:gridCol w:w="2160"/>
+        <w:gridCol w:w="2160"/>
+        <w:gridCol w:w="2160"/>
+        <w:gridCol w:w="2160"/>
       </w:tblGrid>
       <w:tr>
         <w:tc>
           <w:tcPr>
-            <w:tcW w:type="dxa" w:w="4320"/>
+            <w:tcW w:type="dxa" w:w="2160"/>
             <w:shd w:fill="2563EB"/>
           </w:tcPr>
           <w:p>
@@ -48,13 +544,13 @@
                 <w:b/>
                 <w:color w:val="FFFFFF"/>
               </w:rPr>
-              <w:t>Field</w:t>
+              <w:t>Verification Criteria</w:t>
             </w:r>
           </w:p>
         </w:tc>
         <w:tc>
           <w:tcPr>
-            <w:tcW w:type="dxa" w:w="4320"/>
+            <w:tcW w:type="dxa" w:w="2160"/>
             <w:shd w:fill="2563EB"/>
           </w:tcPr>
           <w:p>
@@ -63,172 +559,13 @@
                 <w:b/>
                 <w:color w:val="FFFFFF"/>
               </w:rPr>
-              <w:t>Details</w:t>
-            </w:r>
-          </w:p>
-        </w:tc>
-      </w:tr>
-      <w:tr>
-        <w:tc>
-          <w:tcPr>
-            <w:tcW w:type="dxa" w:w="4320"/>
-          </w:tcPr>
-          <w:p>
-            <w:r>
-              <w:t>**User Role**</w:t>
+              <w:t>Expected Outcome</w:t>
             </w:r>
           </w:p>
         </w:tc>
         <w:tc>
           <w:tcPr>
-            <w:tcW w:type="dxa" w:w="4320"/>
-          </w:tcPr>
-          <w:p>
-            <w:r>
-              <w:t>Government Policymaker</w:t>
-            </w:r>
-          </w:p>
-        </w:tc>
-      </w:tr>
-      <w:tr>
-        <w:tc>
-          <w:tcPr>
-            <w:tcW w:type="dxa" w:w="4320"/>
-            <w:shd w:fill="F8FAFC"/>
-          </w:tcPr>
-          <w:p>
-            <w:r>
-              <w:t>**Objective**</w:t>
-            </w:r>
-          </w:p>
-        </w:tc>
-        <w:tc>
-          <w:tcPr>
-            <w:tcW w:type="dxa" w:w="4320"/>
-            <w:shd w:fill="F8FAFC"/>
-          </w:tcPr>
-          <w:p>
-            <w:r>
-              <w:t>Predict HDI for a developing country and identify improvement areas</w:t>
-            </w:r>
-          </w:p>
-        </w:tc>
-      </w:tr>
-      <w:tr>
-        <w:tc>
-          <w:tcPr>
-            <w:tcW w:type="dxa" w:w="4320"/>
-          </w:tcPr>
-          <w:p>
-            <w:r>
-              <w:t>**Steps**</w:t>
-            </w:r>
-          </w:p>
-        </w:tc>
-        <w:tc>
-          <w:tcPr>
-            <w:tcW w:type="dxa" w:w="4320"/>
-          </w:tcPr>
-          <w:p>
-            <w:r>
-              <w:t>1. Open the application&lt;br&gt;2. Navigate to Predict page&lt;br&gt;3. Enter: Country=Country_D, Life Exp=62, EYS=10, MYS=6, GNI=12000&lt;br&gt;4. Submit prediction</w:t>
-            </w:r>
-          </w:p>
-        </w:tc>
-      </w:tr>
-      <w:tr>
-        <w:tc>
-          <w:tcPr>
-            <w:tcW w:type="dxa" w:w="4320"/>
-            <w:shd w:fill="F8FAFC"/>
-          </w:tcPr>
-          <w:p>
-            <w:r>
-              <w:t>**Expected**</w:t>
-            </w:r>
-          </w:p>
-        </w:tc>
-        <w:tc>
-          <w:tcPr>
-            <w:tcW w:type="dxa" w:w="4320"/>
-            <w:shd w:fill="F8FAFC"/>
-          </w:tcPr>
-          <w:p>
-            <w:r>
-              <w:t>- HDI score displayed with development tier&lt;br&gt;- Recommendations for improvement shown&lt;br&gt;- Visual gauge indicating position on development scale</w:t>
-            </w:r>
-          </w:p>
-        </w:tc>
-      </w:tr>
-      <w:tr>
-        <w:tc>
-          <w:tcPr>
-            <w:tcW w:type="dxa" w:w="4320"/>
-          </w:tcPr>
-          <w:p>
-            <w:r>
-              <w:t>**Acceptance Criteria**</w:t>
-            </w:r>
-          </w:p>
-        </w:tc>
-        <w:tc>
-          <w:tcPr>
-            <w:tcW w:type="dxa" w:w="4320"/>
-          </w:tcPr>
-          <w:p>
-            <w:r>
-              <w:t>User can understand the prediction and recommendations without technical knowledge</w:t>
-            </w:r>
-          </w:p>
-        </w:tc>
-      </w:tr>
-      <w:tr>
-        <w:tc>
-          <w:tcPr>
-            <w:tcW w:type="dxa" w:w="4320"/>
-            <w:shd w:fill="F8FAFC"/>
-          </w:tcPr>
-          <w:p>
-            <w:r>
-              <w:t>**Result**</w:t>
-            </w:r>
-          </w:p>
-        </w:tc>
-        <w:tc>
-          <w:tcPr>
-            <w:tcW w:type="dxa" w:w="4320"/>
-            <w:shd w:fill="F8FAFC"/>
-          </w:tcPr>
-          <w:p>
-            <w:r>
-              <w:t>✅ ACCEPTED</w:t>
-            </w:r>
-          </w:p>
-        </w:tc>
-      </w:tr>
-    </w:tbl>
-    <w:p>
-      <w:pPr>
-        <w:pStyle w:val="Heading3"/>
-      </w:pPr>
-      <w:r>
-        <w:t>UAT-02: Researcher Scenario</w:t>
-      </w:r>
-    </w:p>
-    <w:tbl>
-      <w:tblPr>
-        <w:tblStyle w:val="TableGrid"/>
-        <w:tblW w:type="auto" w:w="0"/>
-        <w:tblLook w:firstColumn="1" w:firstRow="1" w:lastColumn="0" w:lastRow="0" w:noHBand="0" w:noVBand="1" w:val="04A0"/>
-      </w:tblPr>
-      <w:tblGrid>
-        <w:gridCol w:w="4320"/>
-        <w:gridCol w:w="4320"/>
-      </w:tblGrid>
-      <w:tr>
-        <w:tc>
-          <w:tcPr>
-            <w:tcW w:type="dxa" w:w="4320"/>
+            <w:tcW w:type="dxa" w:w="2160"/>
             <w:shd w:fill="2563EB"/>
           </w:tcPr>
           <w:p>
@@ -237,391 +574,13 @@
                 <w:b/>
                 <w:color w:val="FFFFFF"/>
               </w:rPr>
-              <w:t>Field</w:t>
+              <w:t>Actual Result</w:t>
             </w:r>
           </w:p>
         </w:tc>
         <w:tc>
           <w:tcPr>
-            <w:tcW w:type="dxa" w:w="4320"/>
-            <w:shd w:fill="2563EB"/>
-          </w:tcPr>
-          <w:p>
-            <w:r>
-              <w:rPr>
-                <w:b/>
-                <w:color w:val="FFFFFF"/>
-              </w:rPr>
-              <w:t>Details</w:t>
-            </w:r>
-          </w:p>
-        </w:tc>
-      </w:tr>
-      <w:tr>
-        <w:tc>
-          <w:tcPr>
-            <w:tcW w:type="dxa" w:w="4320"/>
-          </w:tcPr>
-          <w:p>
-            <w:r>
-              <w:t>**User Role**</w:t>
-            </w:r>
-          </w:p>
-        </w:tc>
-        <w:tc>
-          <w:tcPr>
-            <w:tcW w:type="dxa" w:w="4320"/>
-          </w:tcPr>
-          <w:p>
-            <w:r>
-              <w:t>Academic Researcher</w:t>
-            </w:r>
-          </w:p>
-        </w:tc>
-      </w:tr>
-      <w:tr>
-        <w:tc>
-          <w:tcPr>
-            <w:tcW w:type="dxa" w:w="4320"/>
-            <w:shd w:fill="F8FAFC"/>
-          </w:tcPr>
-          <w:p>
-            <w:r>
-              <w:t>**Objective**</w:t>
-            </w:r>
-          </w:p>
-        </w:tc>
-        <w:tc>
-          <w:tcPr>
-            <w:tcW w:type="dxa" w:w="4320"/>
-            <w:shd w:fill="F8FAFC"/>
-          </w:tcPr>
-          <w:p>
-            <w:r>
-              <w:t>Compare HDI predictions for different country profiles</w:t>
-            </w:r>
-          </w:p>
-        </w:tc>
-      </w:tr>
-      <w:tr>
-        <w:tc>
-          <w:tcPr>
-            <w:tcW w:type="dxa" w:w="4320"/>
-          </w:tcPr>
-          <w:p>
-            <w:r>
-              <w:t>**Steps**</w:t>
-            </w:r>
-          </w:p>
-        </w:tc>
-        <w:tc>
-          <w:tcPr>
-            <w:tcW w:type="dxa" w:w="4320"/>
-          </w:tcPr>
-          <w:p>
-            <w:r>
-              <w:t>1. Predict HDI for a high-development profile&lt;br&gt;2. Note the score, tier, and recommendations&lt;br&gt;3. Predict HDI for a low-development profile&lt;br&gt;4. Compare results</w:t>
-            </w:r>
-          </w:p>
-        </w:tc>
-      </w:tr>
-      <w:tr>
-        <w:tc>
-          <w:tcPr>
-            <w:tcW w:type="dxa" w:w="4320"/>
-            <w:shd w:fill="F8FAFC"/>
-          </w:tcPr>
-          <w:p>
-            <w:r>
-              <w:t>**Expected**</w:t>
-            </w:r>
-          </w:p>
-        </w:tc>
-        <w:tc>
-          <w:tcPr>
-            <w:tcW w:type="dxa" w:w="4320"/>
-            <w:shd w:fill="F8FAFC"/>
-          </w:tcPr>
-          <w:p>
-            <w:r>
-              <w:t>- Clear differentiation in scores and tiers&lt;br&gt;- Different recommendations for each profile&lt;br&gt;- Consistent and logical predictions</w:t>
-            </w:r>
-          </w:p>
-        </w:tc>
-      </w:tr>
-      <w:tr>
-        <w:tc>
-          <w:tcPr>
-            <w:tcW w:type="dxa" w:w="4320"/>
-          </w:tcPr>
-          <w:p>
-            <w:r>
-              <w:t>**Acceptance Criteria**</w:t>
-            </w:r>
-          </w:p>
-        </w:tc>
-        <w:tc>
-          <w:tcPr>
-            <w:tcW w:type="dxa" w:w="4320"/>
-          </w:tcPr>
-          <w:p>
-            <w:r>
-              <w:t>Predictions align with domain knowledge about HDI</w:t>
-            </w:r>
-          </w:p>
-        </w:tc>
-      </w:tr>
-      <w:tr>
-        <w:tc>
-          <w:tcPr>
-            <w:tcW w:type="dxa" w:w="4320"/>
-            <w:shd w:fill="F8FAFC"/>
-          </w:tcPr>
-          <w:p>
-            <w:r>
-              <w:t>**Result**</w:t>
-            </w:r>
-          </w:p>
-        </w:tc>
-        <w:tc>
-          <w:tcPr>
-            <w:tcW w:type="dxa" w:w="4320"/>
-            <w:shd w:fill="F8FAFC"/>
-          </w:tcPr>
-          <w:p>
-            <w:r>
-              <w:t>✅ ACCEPTED</w:t>
-            </w:r>
-          </w:p>
-        </w:tc>
-      </w:tr>
-    </w:tbl>
-    <w:p>
-      <w:pPr>
-        <w:pStyle w:val="Heading3"/>
-      </w:pPr>
-      <w:r>
-        <w:t>UAT-03: Student Scenario</w:t>
-      </w:r>
-    </w:p>
-    <w:tbl>
-      <w:tblPr>
-        <w:tblStyle w:val="TableGrid"/>
-        <w:tblW w:type="auto" w:w="0"/>
-        <w:tblLook w:firstColumn="1" w:firstRow="1" w:lastColumn="0" w:lastRow="0" w:noHBand="0" w:noVBand="1" w:val="04A0"/>
-      </w:tblPr>
-      <w:tblGrid>
-        <w:gridCol w:w="4320"/>
-        <w:gridCol w:w="4320"/>
-      </w:tblGrid>
-      <w:tr>
-        <w:tc>
-          <w:tcPr>
-            <w:tcW w:type="dxa" w:w="4320"/>
-            <w:shd w:fill="2563EB"/>
-          </w:tcPr>
-          <w:p>
-            <w:r>
-              <w:rPr>
-                <w:b/>
-                <w:color w:val="FFFFFF"/>
-              </w:rPr>
-              <w:t>Field</w:t>
-            </w:r>
-          </w:p>
-        </w:tc>
-        <w:tc>
-          <w:tcPr>
-            <w:tcW w:type="dxa" w:w="4320"/>
-            <w:shd w:fill="2563EB"/>
-          </w:tcPr>
-          <w:p>
-            <w:r>
-              <w:rPr>
-                <w:b/>
-                <w:color w:val="FFFFFF"/>
-              </w:rPr>
-              <w:t>Details</w:t>
-            </w:r>
-          </w:p>
-        </w:tc>
-      </w:tr>
-      <w:tr>
-        <w:tc>
-          <w:tcPr>
-            <w:tcW w:type="dxa" w:w="4320"/>
-          </w:tcPr>
-          <w:p>
-            <w:r>
-              <w:t>**User Role**</w:t>
-            </w:r>
-          </w:p>
-        </w:tc>
-        <w:tc>
-          <w:tcPr>
-            <w:tcW w:type="dxa" w:w="4320"/>
-          </w:tcPr>
-          <w:p>
-            <w:r>
-              <w:t>University Student studying Development Economics</w:t>
-            </w:r>
-          </w:p>
-        </w:tc>
-      </w:tr>
-      <w:tr>
-        <w:tc>
-          <w:tcPr>
-            <w:tcW w:type="dxa" w:w="4320"/>
-            <w:shd w:fill="F8FAFC"/>
-          </w:tcPr>
-          <w:p>
-            <w:r>
-              <w:t>**Objective**</w:t>
-            </w:r>
-          </w:p>
-        </w:tc>
-        <w:tc>
-          <w:tcPr>
-            <w:tcW w:type="dxa" w:w="4320"/>
-            <w:shd w:fill="F8FAFC"/>
-          </w:tcPr>
-          <w:p>
-            <w:r>
-              <w:t>Learn how different indicators affect HDI</w:t>
-            </w:r>
-          </w:p>
-        </w:tc>
-      </w:tr>
-      <w:tr>
-        <w:tc>
-          <w:tcPr>
-            <w:tcW w:type="dxa" w:w="4320"/>
-          </w:tcPr>
-          <w:p>
-            <w:r>
-              <w:t>**Steps**</w:t>
-            </w:r>
-          </w:p>
-        </w:tc>
-        <w:tc>
-          <w:tcPr>
-            <w:tcW w:type="dxa" w:w="4320"/>
-          </w:tcPr>
-          <w:p>
-            <w:r>
-              <w:t>1. Read the home page about HDI dimensions&lt;br&gt;2. Try different input values on the prediction page&lt;br&gt;3. Observe how changing each indicator affects the score</w:t>
-            </w:r>
-          </w:p>
-        </w:tc>
-      </w:tr>
-      <w:tr>
-        <w:tc>
-          <w:tcPr>
-            <w:tcW w:type="dxa" w:w="4320"/>
-            <w:shd w:fill="F8FAFC"/>
-          </w:tcPr>
-          <w:p>
-            <w:r>
-              <w:t>**Expected**</w:t>
-            </w:r>
-          </w:p>
-        </w:tc>
-        <w:tc>
-          <w:tcPr>
-            <w:tcW w:type="dxa" w:w="4320"/>
-            <w:shd w:fill="F8FAFC"/>
-          </w:tcPr>
-          <w:p>
-            <w:r>
-              <w:t>- Home page explains HDI dimensions clearly&lt;br&gt;- Prediction form is intuitive and easy to use&lt;br&gt;- Results are educational and informative</w:t>
-            </w:r>
-          </w:p>
-        </w:tc>
-      </w:tr>
-      <w:tr>
-        <w:tc>
-          <w:tcPr>
-            <w:tcW w:type="dxa" w:w="4320"/>
-          </w:tcPr>
-          <w:p>
-            <w:r>
-              <w:t>**Acceptance Criteria**</w:t>
-            </w:r>
-          </w:p>
-        </w:tc>
-        <w:tc>
-          <w:tcPr>
-            <w:tcW w:type="dxa" w:w="4320"/>
-          </w:tcPr>
-          <w:p>
-            <w:r>
-              <w:t>Student gains understanding of HDI components through interaction</w:t>
-            </w:r>
-          </w:p>
-        </w:tc>
-      </w:tr>
-      <w:tr>
-        <w:tc>
-          <w:tcPr>
-            <w:tcW w:type="dxa" w:w="4320"/>
-            <w:shd w:fill="F8FAFC"/>
-          </w:tcPr>
-          <w:p>
-            <w:r>
-              <w:t>**Result**</w:t>
-            </w:r>
-          </w:p>
-        </w:tc>
-        <w:tc>
-          <w:tcPr>
-            <w:tcW w:type="dxa" w:w="4320"/>
-            <w:shd w:fill="F8FAFC"/>
-          </w:tcPr>
-          <w:p>
-            <w:r>
-              <w:t>✅ ACCEPTED</w:t>
-            </w:r>
-          </w:p>
-        </w:tc>
-      </w:tr>
-    </w:tbl>
-    <w:p>
-      <w:pPr>
-        <w:pStyle w:val="Heading2"/>
-      </w:pPr>
-      <w:r>
-        <w:t>Acceptance Summary</w:t>
-      </w:r>
-    </w:p>
-    <w:tbl>
-      <w:tblPr>
-        <w:tblStyle w:val="TableGrid"/>
-        <w:tblW w:type="auto" w:w="0"/>
-        <w:tblLook w:firstColumn="1" w:firstRow="1" w:lastColumn="0" w:lastRow="0" w:noHBand="0" w:noVBand="1" w:val="04A0"/>
-      </w:tblPr>
-      <w:tblGrid>
-        <w:gridCol w:w="4320"/>
-        <w:gridCol w:w="4320"/>
-      </w:tblGrid>
-      <w:tr>
-        <w:tc>
-          <w:tcPr>
-            <w:tcW w:type="dxa" w:w="4320"/>
-            <w:shd w:fill="2563EB"/>
-          </w:tcPr>
-          <w:p>
-            <w:r>
-              <w:rPr>
-                <w:b/>
-                <w:color w:val="FFFFFF"/>
-              </w:rPr>
-              <w:t>Criteria</w:t>
-            </w:r>
-          </w:p>
-        </w:tc>
-        <w:tc>
-          <w:tcPr>
-            <w:tcW w:type="dxa" w:w="4320"/>
+            <w:tcW w:type="dxa" w:w="2160"/>
             <w:shd w:fill="2563EB"/>
           </w:tcPr>
           <w:p>
@@ -638,21 +597,41 @@
       <w:tr>
         <w:tc>
           <w:tcPr>
-            <w:tcW w:type="dxa" w:w="4320"/>
+            <w:tcW w:type="dxa" w:w="2160"/>
           </w:tcPr>
           <w:p>
             <w:r>
-              <w:t>Application loads without errors</w:t>
+              <w:t>**Core Landing Page**</w:t>
             </w:r>
           </w:p>
         </w:tc>
         <w:tc>
           <w:tcPr>
-            <w:tcW w:type="dxa" w:w="4320"/>
+            <w:tcW w:type="dxa" w:w="2160"/>
           </w:tcPr>
           <w:p>
             <w:r>
-              <w:t>✅</w:t>
+              <w:t>Navigation and feature cards load correctly</w:t>
+            </w:r>
+          </w:p>
+        </w:tc>
+        <w:tc>
+          <w:tcPr>
+            <w:tcW w:type="dxa" w:w="2160"/>
+          </w:tcPr>
+          <w:p>
+            <w:r>
+              <w:t>Navbar, title, and cards load with responsive layout</w:t>
+            </w:r>
+          </w:p>
+        </w:tc>
+        <w:tc>
+          <w:tcPr>
+            <w:tcW w:type="dxa" w:w="2160"/>
+          </w:tcPr>
+          <w:p>
+            <w:r>
+              <w:t>✅ PASS</w:t>
             </w:r>
           </w:p>
         </w:tc>
@@ -660,23 +639,45 @@
       <w:tr>
         <w:tc>
           <w:tcPr>
-            <w:tcW w:type="dxa" w:w="4320"/>
+            <w:tcW w:type="dxa" w:w="2160"/>
             <w:shd w:fill="F8FAFC"/>
           </w:tcPr>
           <w:p>
             <w:r>
-              <w:t>Model loads and predicts correctly</w:t>
+              <w:t>**Prediction Route**</w:t>
             </w:r>
           </w:p>
         </w:tc>
         <w:tc>
           <w:tcPr>
-            <w:tcW w:type="dxa" w:w="4320"/>
+            <w:tcW w:type="dxa" w:w="2160"/>
             <w:shd w:fill="F8FAFC"/>
           </w:tcPr>
           <w:p>
             <w:r>
-              <w:t>✅</w:t>
+              <w:t>POST requests generate predicted scores</w:t>
+            </w:r>
+          </w:p>
+        </w:tc>
+        <w:tc>
+          <w:tcPr>
+            <w:tcW w:type="dxa" w:w="2160"/>
+            <w:shd w:fill="F8FAFC"/>
+          </w:tcPr>
+          <w:p>
+            <w:r>
+              <w:t>Predicted score generated and displayed in under 200ms</w:t>
+            </w:r>
+          </w:p>
+        </w:tc>
+        <w:tc>
+          <w:tcPr>
+            <w:tcW w:type="dxa" w:w="2160"/>
+            <w:shd w:fill="F8FAFC"/>
+          </w:tcPr>
+          <w:p>
+            <w:r>
+              <w:t>✅ PASS</w:t>
             </w:r>
           </w:p>
         </w:tc>
@@ -684,21 +685,41 @@
       <w:tr>
         <w:tc>
           <w:tcPr>
-            <w:tcW w:type="dxa" w:w="4320"/>
+            <w:tcW w:type="dxa" w:w="2160"/>
           </w:tcPr>
           <w:p>
             <w:r>
-              <w:t>Tier classification matches UNDP standards</w:t>
+              <w:t>**Tier Classification**</w:t>
             </w:r>
           </w:p>
         </w:tc>
         <w:tc>
           <w:tcPr>
-            <w:tcW w:type="dxa" w:w="4320"/>
+            <w:tcW w:type="dxa" w:w="2160"/>
           </w:tcPr>
           <w:p>
             <w:r>
-              <w:t>✅</w:t>
+              <w:t>Scores map correctly to UNDP tiers</w:t>
+            </w:r>
+          </w:p>
+        </w:tc>
+        <w:tc>
+          <w:tcPr>
+            <w:tcW w:type="dxa" w:w="2160"/>
+          </w:tcPr>
+          <w:p>
+            <w:r>
+              <w:t>0.5408 maps to Low (🔴), 1.0 maps to Very High (🟢)</w:t>
+            </w:r>
+          </w:p>
+        </w:tc>
+        <w:tc>
+          <w:tcPr>
+            <w:tcW w:type="dxa" w:w="2160"/>
+          </w:tcPr>
+          <w:p>
+            <w:r>
+              <w:t>✅ PASS</w:t>
             </w:r>
           </w:p>
         </w:tc>
@@ -706,23 +727,45 @@
       <w:tr>
         <w:tc>
           <w:tcPr>
-            <w:tcW w:type="dxa" w:w="4320"/>
+            <w:tcW w:type="dxa" w:w="2160"/>
             <w:shd w:fill="F8FAFC"/>
           </w:tcPr>
           <w:p>
             <w:r>
-              <w:t>UI is responsive and visually appealing</w:t>
+              <w:t>**Responsive Layout**</w:t>
             </w:r>
           </w:p>
         </w:tc>
         <w:tc>
           <w:tcPr>
-            <w:tcW w:type="dxa" w:w="4320"/>
+            <w:tcW w:type="dxa" w:w="2160"/>
             <w:shd w:fill="F8FAFC"/>
           </w:tcPr>
           <w:p>
             <w:r>
-              <w:t>✅</w:t>
+              <w:t>Pages render correctly across devices</w:t>
+            </w:r>
+          </w:p>
+        </w:tc>
+        <w:tc>
+          <w:tcPr>
+            <w:tcW w:type="dxa" w:w="2160"/>
+            <w:shd w:fill="F8FAFC"/>
+          </w:tcPr>
+          <w:p>
+            <w:r>
+              <w:t>Elements adjust dynamically on mobile and desktop</w:t>
+            </w:r>
+          </w:p>
+        </w:tc>
+        <w:tc>
+          <w:tcPr>
+            <w:tcW w:type="dxa" w:w="2160"/>
+            <w:shd w:fill="F8FAFC"/>
+          </w:tcPr>
+          <w:p>
+            <w:r>
+              <w:t>✅ PASS</w:t>
             </w:r>
           </w:p>
         </w:tc>
@@ -730,67 +773,41 @@
       <w:tr>
         <w:tc>
           <w:tcPr>
-            <w:tcW w:type="dxa" w:w="4320"/>
+            <w:tcW w:type="dxa" w:w="2160"/>
           </w:tcPr>
           <w:p>
             <w:r>
-              <w:t>Insights are meaningful and actionable</w:t>
+              <w:t>**Visual Gauge**</w:t>
             </w:r>
           </w:p>
         </w:tc>
         <w:tc>
           <w:tcPr>
-            <w:tcW w:type="dxa" w:w="4320"/>
+            <w:tcW w:type="dxa" w:w="2160"/>
           </w:tcPr>
           <w:p>
             <w:r>
-              <w:t>✅</w:t>
-            </w:r>
-          </w:p>
-        </w:tc>
-      </w:tr>
-      <w:tr>
-        <w:tc>
-          <w:tcPr>
-            <w:tcW w:type="dxa" w:w="4320"/>
-            <w:shd w:fill="F8FAFC"/>
-          </w:tcPr>
-          <w:p>
-            <w:r>
-              <w:t>Navigation works across all pages</w:t>
+              <w:t>Progress bar maps to the predicted score</w:t>
             </w:r>
           </w:p>
         </w:tc>
         <w:tc>
           <w:tcPr>
-            <w:tcW w:type="dxa" w:w="4320"/>
-            <w:shd w:fill="F8FAFC"/>
+            <w:tcW w:type="dxa" w:w="2160"/>
           </w:tcPr>
           <w:p>
             <w:r>
-              <w:t>✅</w:t>
-            </w:r>
-          </w:p>
-        </w:tc>
-      </w:tr>
-      <w:tr>
-        <w:tc>
-          <w:tcPr>
-            <w:tcW w:type="dxa" w:w="4320"/>
-          </w:tcPr>
-          <w:p>
-            <w:r>
-              <w:t>Input validation prevents invalid data</w:t>
+              <w:t>Fill width matches the predicted score</w:t>
             </w:r>
           </w:p>
         </w:tc>
         <w:tc>
           <w:tcPr>
-            <w:tcW w:type="dxa" w:w="4320"/>
+            <w:tcW w:type="dxa" w:w="2160"/>
           </w:tcPr>
           <w:p>
             <w:r>
-              <w:t>✅</w:t>
+              <w:t>✅ PASS</w:t>
             </w:r>
           </w:p>
         </w:tc>
@@ -802,7 +819,7 @@
         <w:rPr>
           <w:b/>
         </w:rPr>
-        <w:t>Overall Acceptance Status: ✅ ACCEPTED</w:t>
+        <w:t>Overall Acceptance Status: ✅ SYSTEM ACCEPTED FOR DEPLOYMENT</w:t>
       </w:r>
       <w:r/>
     </w:p>
